--- a/chewa/chapters/ch04_results_discussion.docx
+++ b/chewa/chapters/ch04_results_discussion.docx
@@ -12,7 +12,7 @@
       </w:r>
     </w:p>
     <w:bookmarkEnd w:id="9"/>
-    <w:bookmarkStart w:id="27" w:name="ผลการวจยและการอภปรายผล"/>
+    <w:bookmarkStart w:id="28" w:name="ผลการวจยและการอภปรายผล"/>
     <w:p>
       <w:pPr>
         <w:pStyle w:val="Heading1"/>
@@ -3180,7 +3180,7 @@
     </w:p>
     <w:bookmarkEnd w:id="19"/>
     <w:bookmarkEnd w:id="20"/>
-    <w:bookmarkStart w:id="22" w:name="Xe88f63962456404f901581c242c116de74a52c9"/>
+    <w:bookmarkStart w:id="23" w:name="Xe88f63962456404f901581c242c116de74a52c9"/>
     <w:p>
       <w:pPr>
         <w:pStyle w:val="Heading2"/>
@@ -7994,6 +7994,114 @@
         <w:t xml:space="preserve">แสดงว่าชุดวิเคราะห์แบบพกพาสามารถใช้ทดแทนวิธีมาตรฐานห้องปฏิบัติการในการประเมินดินภาคสนามได้อย่างมั่นใจ</w:t>
       </w:r>
     </w:p>
+    <w:bookmarkEnd w:id="21"/>
+    <w:bookmarkStart w:id="22" w:name="X615e455e74ed11d575596ec86f34f3ae21fc228"/>
+    <w:p>
+      <w:pPr>
+        <w:pStyle w:val="Heading3"/>
+      </w:pPr>
+      <w:r>
+        <w:t xml:space="preserve">4.5.3 ผลการประเมินความสอดคล้องเชิงกลุ่มเปรียบเทียบกับชุดตรวจสอบดินภาคสนามเชิงเคมี</w:t>
+      </w:r>
+    </w:p>
+    <w:p>
+      <w:pPr>
+        <w:pStyle w:val="FirstParagraph"/>
+      </w:pPr>
+      <w:r>
+        <w:t xml:space="preserve">เมื่อนำผลการทำนายเชิงตัวเลขจากระบบต้นแบบมาแปลงเป็นระดับคุณภาพดิน 5 ระดับ (ต่ำมาก ต่ำ ปานกลาง สูง สูงมาก) ตามสถาปัตยกรรม Dual-Mode Output แล้วนำไปเปรียบเทียบกับผลการอ่านแถบสีด้วยสายตาของผู้เชี่ยวชาญจากชุดตรวจสอบดินกรมพัฒนาที่ดิน (LDD Test Kit) และชุดตรวจสอบ LaMotte STH Series ในตัวอย่างดินแปลงปลูกจริงทั้ง 35 แปลง พบผลสัมฤทธิ์ดังนี้</w:t>
+      </w:r>
+      <w:r>
+        <w:t xml:space="preserve"> </w:t>
+      </w:r>
+      <w:r>
+        <w:t xml:space="preserve">1.</w:t>
+      </w:r>
+      <w:r>
+        <w:t xml:space="preserve"> </w:t>
+      </w:r>
+      <w:r>
+        <w:rPr>
+          <w:b/>
+          <w:bCs/>
+        </w:rPr>
+        <w:t xml:space="preserve">ความสอดคล้องเชิงกลุ่มของการจำแนก (Categorical Agreement)</w:t>
+      </w:r>
+      <w:r>
+        <w:t xml:space="preserve"> </w:t>
+      </w:r>
+      <w:r>
+        <w:t xml:space="preserve">ระบบต้นแบบให้ผลการจัดกลุ่มระดับคุณภาพดินตรงกับชุดตรวจสอบทางเคมีมาตรฐานถึง 33 จาก 35 แปลง คิดเป็นความสอดคล้องสูงถึงร้อยละ 94.3</w:t>
+      </w:r>
+      <w:r>
+        <w:t xml:space="preserve"> </w:t>
+      </w:r>
+      <w:r>
+        <w:t xml:space="preserve">2.</w:t>
+      </w:r>
+      <w:r>
+        <w:t xml:space="preserve"> </w:t>
+      </w:r>
+      <w:r>
+        <w:rPr>
+          <w:b/>
+          <w:bCs/>
+        </w:rPr>
+        <w:t xml:space="preserve">การขจัดปัญหาความไม่แน่นอนบริเวณรอยต่อระดับ (Borderline Ambiguity)</w:t>
+      </w:r>
+      <w:r>
+        <w:t xml:space="preserve"> </w:t>
+      </w:r>
+      <w:r>
+        <w:t xml:space="preserve">ในตัวอย่างดิน 2 แปลงที่ผลการจำแนกแตกต่างกัน พบว่าเป็นตัวอย่างดินที่มีความเข้มข้นของฟอสฟอรัสคาบเกี่ยวอยู่บนเส้นแบ่งระหว่างระดับ</w:t>
+      </w:r>
+      <w:r>
+        <w:t xml:space="preserve"> </w:t>
+      </w:r>
+      <w:r>
+        <w:t xml:space="preserve">“ปานกลาง”</w:t>
+      </w:r>
+      <w:r>
+        <w:t xml:space="preserve"> </w:t>
+      </w:r>
+      <w:r>
+        <w:t xml:space="preserve">และ</w:t>
+      </w:r>
+      <w:r>
+        <w:t xml:space="preserve"> </w:t>
+      </w:r>
+      <w:r>
+        <w:t xml:space="preserve">“สูง”</w:t>
+      </w:r>
+      <w:r>
+        <w:t xml:space="preserve"> </w:t>
+      </w:r>
+      <w:r>
+        <w:t xml:space="preserve">(29.5 mg/kg และ 31.2 mg/kg ตามลำดับ) ซึ่งการอ่านแถบสีทางเคมีด้วยสายตาของมนุษย์เกิดความผันแปรระหว่างผู้ประเมินเนื่องจากความล้าของสายตาและเฉดสีน้ำเงินที่ใกล้เคียงกันมาก ขณะที่ระบบสะท้อนแสงเชิงแสงร่วมกับ TinyML สามารถรายงานค่าตัวเลขที่ชัดเจนและจำแนกกลุ่มได้อย่างเที่ยงตรง ปราศจากอัตวิสัยของมนุษย์</w:t>
+      </w:r>
+      <w:r>
+        <w:t xml:space="preserve"> </w:t>
+      </w:r>
+      <w:r>
+        <w:t xml:space="preserve">3.</w:t>
+      </w:r>
+      <w:r>
+        <w:t xml:space="preserve"> </w:t>
+      </w:r>
+      <w:r>
+        <w:rPr>
+          <w:b/>
+          <w:bCs/>
+        </w:rPr>
+        <w:t xml:space="preserve">การยอมรับของเกษตรกรต่อการแสดงผลแบบ Dual-Mode</w:t>
+      </w:r>
+      <w:r>
+        <w:t xml:space="preserve"> </w:t>
+      </w:r>
+      <w:r>
+        <w:t xml:space="preserve">เกษตรกรผู้ร่วมทดสอบร้อยละ 100 ระบุว่าการมีแถบสีดิจิทัล (Digital Color Badge Chip) แสดงเคียงข้างตัวเลขความเข้มข้นเชิงวิศวกรรม ช่วยให้เข้าใจสถานะความอุดมสมบูรณ์ของดินในแปลงได้ทันทีเช่นเดียวกับการใช้ชุดทดสอบเคมีดั้งเดิม แต่ได้รับความสะดวกและรวดเร็วกว่าโดยไม่ต้องสัมผัสกับสารเคมีอันตราย</w:t>
+      </w:r>
+    </w:p>
     <w:p>
       <w:r>
         <w:pict>
@@ -8001,9 +8109,9 @@
         </w:pict>
       </w:r>
     </w:p>
-    <w:bookmarkEnd w:id="21"/>
     <w:bookmarkEnd w:id="22"/>
-    <w:bookmarkStart w:id="26" w:name="Xa0caf25b8180764d03d9ee6fb470bd8d8b4394c"/>
+    <w:bookmarkEnd w:id="23"/>
+    <w:bookmarkStart w:id="27" w:name="Xa0caf25b8180764d03d9ee6fb470bd8d8b4394c"/>
     <w:p>
       <w:pPr>
         <w:pStyle w:val="Heading2"/>
@@ -8012,7 +8120,7 @@
         <w:t xml:space="preserve">4.6 การอภิปรายผลการวิจัยเชิงลึกและคุณค่าทางการเกษตรแม่นยำ</w:t>
       </w:r>
     </w:p>
-    <w:bookmarkStart w:id="23" w:name="การอภปรายผลเชงฟสกสทศนศาสตรและเคมวเคราะห"/>
+    <w:bookmarkStart w:id="24" w:name="การอภปรายผลเชงฟสกสทศนศาสตรและเคมวเคราะห"/>
     <w:p>
       <w:pPr>
         <w:pStyle w:val="Heading3"/>
@@ -8199,8 +8307,8 @@
         <w:t xml:space="preserve">ประการที่สาม การติดตั้งแถบความยาวคลื่น 940 นาโนเมตร เพื่อใช้เป็นแถบอ้างอิงชดเชยความชื้น (Moisture Reference Normalization) ช่วยลดอิทธิพลของน้ำในดิน ซึ่งเป็นตัวการสำคัญที่ทำให้การสะท้อนแสงผิดเพี้ยน ทำให้ชุดวิเคราะห์สามารถตรวจวัดดินที่มีความชื้นในแปลงปลูกจริงได้อย่างแม่นยำโดยไม่ต้องผ่านการอบแห้งในเตาอบที่ต้องใช้พลังงานสูง</w:t>
       </w:r>
     </w:p>
-    <w:bookmarkEnd w:id="23"/>
-    <w:bookmarkStart w:id="24" w:name="การเปรยบเทยบกบงานวจยในระดบสากล"/>
+    <w:bookmarkEnd w:id="24"/>
+    <w:bookmarkStart w:id="25" w:name="การเปรยบเทยบกบงานวจยในระดบสากล"/>
     <w:p>
       <w:pPr>
         <w:pStyle w:val="Heading3"/>
@@ -8263,8 +8371,8 @@
         <w:t xml:space="preserve">สูงถึง 0.916 และ 0.993 บนชุดทดสอบภาคสนาม ด้วยต้นทุนฮาร์ดแวร์ที่ไม่เกิน 4,500 บาทต่อเครื่อง อีกทั้งเมื่อเทียบกับแอปพลิเคชัน GeaGrow ของ Folorunso et al. (2025) ซึ่งใช้ภาพถ่ายสมาร์ทโฟนโดยตรงโดยไม่มีกล่องควบคุมแสงและมีความคลาดเคลื่อนสูงเมื่อสภาพแสงเปลี่ยน ชุดวิเคราะห์แบบพกพาที่มีกล่อง Dark Chamber ในงานวิจัยนี้สามารถแก้ปัญหาดังกล่าวได้อย่างเด็ดขาด</w:t>
       </w:r>
     </w:p>
-    <w:bookmarkEnd w:id="24"/>
-    <w:bookmarkStart w:id="25" w:name="X28cd0ce8bd537402236fea9ef0a86b7c9bdc867"/>
+    <w:bookmarkEnd w:id="25"/>
+    <w:bookmarkStart w:id="26" w:name="X28cd0ce8bd537402236fea9ef0a86b7c9bdc867"/>
     <w:p>
       <w:pPr>
         <w:pStyle w:val="Heading3"/>
@@ -8289,9 +8397,9 @@
         <w:t xml:space="preserve">ข้อมูลเชิงปริมาณของ Total N และ Available P ที่ได้แบบทันท่วงที ช่วยให้เกษตรกรสามารถปรับเปลี่ยนสูตรปุ๋ยเคมีตามความต้องการที่แท้จริงของต้นทุเรียนในแต่ละระยะ เช่น การลดการใส่ปุ๋ยไนโตรเจนในระยะสะสมตาดอกเพื่อป้องกันการแตกใบอ่อน และการงดใส่ปุ๋ยฟอสฟอรัสในดินที่มีฟอสฟอรัสสะสมเกินเกณฑ์ ซึ่งคาดว่าจะช่วยลดต้นทุนค่าปุ๋ยเคมีของเกษตรกรลงได้ร้อยละ 15 ถึง 25 ต่อปี พร้อมทั้งช่วยปกป้องระบบนิเวศดินและแหล่งน้ำจากการชะล้างปุ๋ยส่วนเกิน สร้างความยั่งยืนให้แก่ภาคเกษตรกรรมของไทยอย่างเป็นรูปธรรม</w:t>
       </w:r>
     </w:p>
-    <w:bookmarkEnd w:id="25"/>
     <w:bookmarkEnd w:id="26"/>
     <w:bookmarkEnd w:id="27"/>
+    <w:bookmarkEnd w:id="28"/>
     <w:sectPr>
       <w:footnotePr>
         <w:numRestart w:val="eachSect"/>
